--- a/sba_application/21_profound_ads_partnership_2026-08-06/Profound Financial Advisor Memorandum - Working Draft Revision 1.00 - 080626.docx
+++ b/sba_application/21_profound_ads_partnership_2026-08-06/Profound Financial Advisor Memorandum - Working Draft Revision 1.00 - 080626.docx
@@ -26,6 +26,10 @@
       <w:r>
         <w:rPr>
           <w:rFonts w:ascii="Times New Roman" w:hAnsi="Times New Roman"/>
+          <w:b w:val="0"/>
+          <w:i/>
+          <w:color w:val="000000"/>
+          <w:sz w:val="22"/>
         </w:rPr>
         <w:t>Proposed Tyler Alternate Delivery Site Operating Bridge</w:t>
       </w:r>
@@ -128,6 +132,8 @@
       <w:r>
         <w:rPr>
           <w:rFonts w:ascii="Times New Roman" w:hAnsi="Times New Roman"/>
+          <w:color w:val="000000"/>
+          <w:sz w:val="21"/>
         </w:rPr>
         <w:t>From: Geoff Schackmann, on behalf of Tyler Hospice Hold, LLC and its future operating subsidiary (intended DBA: Azalea Hospice)</w:t>
       </w:r>
@@ -2961,6 +2967,9 @@
       <w:r>
         <w:rPr>
           <w:rFonts w:ascii="Times New Roman" w:hAnsi="Times New Roman"/>
+          <w:b/>
+          <w:color w:val="000000"/>
+          <w:sz w:val="21"/>
         </w:rPr>
         <w:t>10.1 Advisor confirmation requested</w:t>
       </w:r>
@@ -3484,10 +3493,14 @@
         <w:pStyle w:val="Heading1"/>
         <w:keepNext/>
         <w:pageBreakBefore/>
+        <w:spacing w:line="252" w:lineRule="auto"/>
       </w:pPr>
       <w:r>
         <w:rPr>
           <w:rFonts w:ascii="Times New Roman" w:hAnsi="Times New Roman"/>
+          <w:b/>
+          <w:color w:val="000000"/>
+          <w:sz w:val="24"/>
         </w:rPr>
         <w:t>Appendix A. Entity structure for drafting</w:t>
       </w:r>
@@ -3608,6 +3621,7 @@
         <w:rPr>
           <w:rFonts w:ascii="Times New Roman" w:hAnsi="Times New Roman"/>
           <w:b/>
+          <w:color w:val="000000"/>
           <w:sz w:val="21"/>
         </w:rPr>
         <w:t>Drafting note.</w:t>
@@ -3616,6 +3630,7 @@
         <w:rPr>
           <w:rFonts w:ascii="Times New Roman" w:hAnsi="Times New Roman"/>
           <w:b w:val="0"/>
+          <w:color w:val="000000"/>
           <w:sz w:val="21"/>
         </w:rPr>
         <w:t xml:space="preserve"> The Tyler operating company has been identified and is currently undergoing diligence, but it does not yet exist as a formed subsidiary. Tyler Hospice Hold, LLC is intended to own 100% of that future subsidiary, and “Azalea Hospice” is the intended DBA/trade name of the operating company—not a separate existing legal entity.</w:t>
@@ -4218,7 +4233,7 @@
       <w:b/>
       <w:bCs/>
       <w:color w:val="000000"/>
-      <w:sz w:val="22"/>
+      <w:sz w:val="21"/>
       <w:szCs w:val="26"/>
     </w:rPr>
   </w:style>

--- a/sba_application/21_profound_ads_partnership_2026-08-06/Profound Financial Advisor Memorandum - Working Draft Revision 1.00 - 080626.docx
+++ b/sba_application/21_profound_ads_partnership_2026-08-06/Profound Financial Advisor Memorandum - Working Draft Revision 1.00 - 080626.docx
@@ -904,6 +904,40 @@
                 <w:sz w:val="19"/>
               </w:rPr>
               <w:t>12-month initial operating bridge; one additional 12-month extension only by mutual written agreement.</w:t>
+            </w:r>
+          </w:p>
+        </w:tc>
+      </w:tr>
+      <w:tr>
+        <w:tc>
+          <w:tcPr>
+            <w:tcW w:type="dxa" w:w="2380"/>
+          </w:tcPr>
+          <w:p>
+            <w:r>
+              <w:rPr>
+                <w:rFonts w:ascii="Times New Roman" w:hAnsi="Times New Roman"/>
+                <w:b w:val="0"/>
+                <w:color w:val="000000"/>
+                <w:sz w:val="19"/>
+              </w:rPr>
+              <w:t>Tyler ADS address</w:t>
+            </w:r>
+          </w:p>
+        </w:tc>
+        <w:tc>
+          <w:tcPr>
+            <w:tcW w:type="dxa" w:w="6980"/>
+          </w:tcPr>
+          <w:p>
+            <w:r>
+              <w:rPr>
+                <w:rFonts w:ascii="Times New Roman" w:hAnsi="Times New Roman"/>
+                <w:b w:val="0"/>
+                <w:color w:val="000000"/>
+                <w:sz w:val="19"/>
+              </w:rPr>
+              <w:t>13387 North Highway 69, Tyler, Texas.</w:t>
             </w:r>
           </w:p>
         </w:tc>

--- a/sba_application/21_profound_ads_partnership_2026-08-06/Profound Financial Advisor Memorandum - Working Draft Revision 1.00 - 080626.docx
+++ b/sba_application/21_profound_ads_partnership_2026-08-06/Profound Financial Advisor Memorandum - Working Draft Revision 1.00 - 080626.docx
@@ -3541,106 +3541,154 @@
     </w:p>
     <w:tbl>
       <w:tblPr>
-        <w:tblW w:type="dxa" w:w="11400"/>
+        <w:tblW w:type="dxa" w:w="7416"/>
         <w:jc w:val="center"/>
         <w:tblLayout w:type="fixed"/>
         <w:tblLook w:firstColumn="1" w:firstRow="1" w:lastColumn="0" w:lastRow="0" w:noHBand="0" w:noVBand="1" w:val="04A0"/>
       </w:tblPr>
       <w:tblGrid>
-        <w:gridCol w:w="4200"/>
-        <w:gridCol w:w="2200"/>
-        <w:gridCol w:w="5000"/>
+        <w:gridCol w:w="7416"/>
       </w:tblGrid>
       <w:tr>
+        <w:trPr>
+          <w:trHeight w:val="893" w:hRule="atLeast"/>
+        </w:trPr>
         <w:tc>
           <w:tcPr>
-            <w:tcW w:type="dxa" w:w="3120"/>
+            <w:tcW w:type="dxa" w:w="7416"/>
             <w:vAlign w:val="center"/>
+            <w:tcBorders>
+              <w:top w:val="single" w:sz="10" w:color="444444"/>
+              <w:left w:val="single" w:sz="10" w:color="444444"/>
+              <w:bottom w:val="single" w:sz="10" w:color="444444"/>
+              <w:right w:val="single" w:sz="10" w:color="444444"/>
+              <w:insideH w:val="single" w:sz="10" w:color="444444"/>
+              <w:insideV w:val="single" w:sz="10" w:color="444444"/>
+            </w:tcBorders>
             <w:shd w:fill="F2F2F2"/>
-            <w:tcBorders>
-              <w:top w:val="single" w:sz="8" w:space="0" w:color="000000"/>
-              <w:left w:val="single" w:sz="8" w:space="0" w:color="000000"/>
-              <w:bottom w:val="single" w:sz="8" w:space="0" w:color="000000"/>
-              <w:right w:val="single" w:sz="8" w:space="0" w:color="000000"/>
-            </w:tcBorders>
           </w:tcPr>
           <w:p>
             <w:pPr>
-              <w:spacing w:before="80" w:after="80"/>
+              <w:spacing w:before="80" w:after="80" w:line="240" w:lineRule="auto"/>
               <w:jc w:val="center"/>
             </w:pPr>
             <w:r>
               <w:rPr>
-                <w:rFonts w:ascii="Times New Roman" w:hAnsi="Times New Roman" w:eastAsia="Times New Roman"/>
+                <w:rFonts w:ascii="Times New Roman" w:hAnsi="Times New Roman"/>
                 <w:b/>
                 <w:color w:val="000000"/>
-                <w:sz w:val="20"/>
+                <w:sz w:val="21"/>
               </w:rPr>
               <w:t>Tyler Hospice Hold, LLC</w:t>
               <w:br/>
+            </w:r>
+            <w:r>
+              <w:rPr>
+                <w:rFonts w:ascii="Times New Roman" w:hAnsi="Times New Roman"/>
+                <w:b w:val="0"/>
+                <w:color w:val="000000"/>
+                <w:sz w:val="19"/>
+              </w:rPr>
               <w:t>Holding company</w:t>
             </w:r>
           </w:p>
         </w:tc>
+      </w:tr>
+      <w:tr>
+        <w:trPr>
+          <w:trHeight w:val="893" w:hRule="atLeast"/>
+        </w:trPr>
         <w:tc>
           <w:tcPr>
-            <w:tcW w:type="dxa" w:w="3120"/>
+            <w:tcW w:type="dxa" w:w="7416"/>
             <w:vAlign w:val="center"/>
             <w:tcBorders>
-              <w:top w:val="nil" w:sz="8" w:space="0" w:color="000000"/>
-              <w:left w:val="nil" w:sz="8" w:space="0" w:color="000000"/>
-              <w:bottom w:val="nil" w:sz="8" w:space="0" w:color="000000"/>
-              <w:right w:val="nil" w:sz="8" w:space="0" w:color="000000"/>
-              <w:insideH w:val="nil" w:sz="8" w:space="0" w:color="000000"/>
-              <w:insideV w:val="nil" w:sz="8" w:space="0" w:color="000000"/>
+              <w:top w:val="nil"/>
+              <w:left w:val="nil"/>
+              <w:bottom w:val="nil"/>
+              <w:right w:val="nil"/>
+              <w:insideH w:val="nil"/>
+              <w:insideV w:val="nil"/>
             </w:tcBorders>
+            <w:shd w:fill="FFFFFF"/>
           </w:tcPr>
           <w:p>
             <w:pPr>
-              <w:spacing w:before="80" w:after="80"/>
+              <w:spacing w:before="100" w:after="100" w:line="240" w:lineRule="auto"/>
               <w:jc w:val="center"/>
             </w:pPr>
             <w:r>
               <w:rPr>
-                <w:rFonts w:ascii="Times New Roman" w:hAnsi="Times New Roman" w:eastAsia="Times New Roman"/>
+                <w:rFonts w:ascii="Times New Roman" w:hAnsi="Times New Roman"/>
+                <w:b/>
+                <w:color w:val="000000"/>
+                <w:sz w:val="36"/>
+              </w:rPr>
+              <w:t>↓</w:t>
+              <w:br/>
+            </w:r>
+            <w:r>
+              <w:rPr>
+                <w:rFonts w:ascii="Times New Roman" w:hAnsi="Times New Roman"/>
+                <w:b w:val="0"/>
+                <w:color w:val="000000"/>
+                <w:sz w:val="21"/>
+              </w:rPr>
+              <w:t>100% ownership</w:t>
+            </w:r>
+          </w:p>
+        </w:tc>
+      </w:tr>
+      <w:tr>
+        <w:trPr>
+          <w:trHeight w:val="1181" w:hRule="atLeast"/>
+        </w:trPr>
+        <w:tc>
+          <w:tcPr>
+            <w:tcW w:type="dxa" w:w="7416"/>
+            <w:vAlign w:val="center"/>
+            <w:tcBorders>
+              <w:top w:val="single" w:sz="10" w:color="444444"/>
+              <w:left w:val="single" w:sz="10" w:color="444444"/>
+              <w:bottom w:val="single" w:sz="10" w:color="444444"/>
+              <w:right w:val="single" w:sz="10" w:color="444444"/>
+              <w:insideH w:val="single" w:sz="10" w:color="444444"/>
+              <w:insideV w:val="single" w:sz="10" w:color="444444"/>
+            </w:tcBorders>
+            <w:shd w:fill="F2F2F2"/>
+          </w:tcPr>
+          <w:p>
+            <w:pPr>
+              <w:spacing w:before="80" w:after="80" w:line="240" w:lineRule="auto"/>
+              <w:jc w:val="center"/>
+            </w:pPr>
+            <w:r>
+              <w:rPr>
+                <w:rFonts w:ascii="Times New Roman" w:hAnsi="Times New Roman"/>
+                <w:b/>
+                <w:color w:val="000000"/>
+                <w:sz w:val="21"/>
+              </w:rPr>
+              <w:t>Tyler operating company — to be formed</w:t>
+              <w:br/>
+            </w:r>
+            <w:r>
+              <w:rPr>
+                <w:rFonts w:ascii="Times New Roman" w:hAnsi="Times New Roman"/>
                 <w:b w:val="0"/>
                 <w:color w:val="000000"/>
                 <w:sz w:val="19"/>
               </w:rPr>
-              <w:t>→</w:t>
+              <w:t>Intended DBA: Azalea Hospice</w:t>
               <w:br/>
-              <w:t>100% ownership</w:t>
             </w:r>
-          </w:p>
-        </w:tc>
-        <w:tc>
-          <w:tcPr>
-            <w:tcW w:type="dxa" w:w="3120"/>
-            <w:vAlign w:val="center"/>
-            <w:shd w:fill="F2F2F2"/>
-            <w:tcBorders>
-              <w:top w:val="single" w:sz="8" w:space="0" w:color="000000"/>
-              <w:left w:val="single" w:sz="8" w:space="0" w:color="000000"/>
-              <w:bottom w:val="single" w:sz="8" w:space="0" w:color="000000"/>
-              <w:right w:val="single" w:sz="8" w:space="0" w:color="000000"/>
-            </w:tcBorders>
-          </w:tcPr>
-          <w:p>
-            <w:pPr>
-              <w:spacing w:before="80" w:after="80"/>
-              <w:jc w:val="center"/>
-            </w:pPr>
             <w:r>
               <w:rPr>
-                <w:rFonts w:ascii="Times New Roman" w:hAnsi="Times New Roman" w:eastAsia="Times New Roman"/>
-                <w:b/>
+                <w:rFonts w:ascii="Times New Roman" w:hAnsi="Times New Roman"/>
+                <w:b w:val="0"/>
                 <w:color w:val="000000"/>
-                <w:sz w:val="20"/>
+                <w:sz w:val="19"/>
               </w:rPr>
-              <w:t>Tyler operating company — to be formed</w:t>
-              <w:br/>
-              <w:t>Intended DBA: Azalea Hospice</w:t>
-              <w:br/>
               <w:t>Tyler, Texas operating entity</w:t>
             </w:r>
           </w:p>

--- a/sba_application/21_profound_ads_partnership_2026-08-06/Profound Financial Advisor Memorandum - Working Draft Revision 1.00 - 080626.docx
+++ b/sba_application/21_profound_ads_partnership_2026-08-06/Profound Financial Advisor Memorandum - Working Draft Revision 1.00 - 080626.docx
@@ -4,6 +4,7 @@
   <w:body>
     <w:p>
       <w:pPr>
+        <w:widowControl/>
         <w:spacing w:after="40" w:line="252" w:lineRule="auto"/>
         <w:jc w:val="center"/>
       </w:pPr>
@@ -20,6 +21,7 @@
     </w:p>
     <w:p>
       <w:pPr>
+        <w:widowControl/>
         <w:spacing w:after="240" w:line="252" w:lineRule="auto"/>
         <w:jc w:val="center"/>
       </w:pPr>
@@ -45,6 +47,9 @@
         <w:gridCol w:w="2700"/>
       </w:tblGrid>
       <w:tr>
+        <w:trPr>
+          <w:cantSplit w:val="true"/>
+        </w:trPr>
         <w:tc>
           <w:tcPr>
             <w:tcW w:type="dxa" w:w="2700"/>
@@ -59,6 +64,7 @@
           </w:tcPr>
           <w:p>
             <w:pPr>
+              <w:widowControl/>
               <w:spacing w:before="40" w:after="40"/>
               <w:jc w:val="center"/>
             </w:pPr>
@@ -77,6 +83,7 @@
     </w:tbl>
     <w:p>
       <w:pPr>
+        <w:widowControl/>
         <w:spacing w:after="0" w:line="252" w:lineRule="auto"/>
       </w:pPr>
       <w:r>
@@ -102,6 +109,7 @@
     </w:p>
     <w:p>
       <w:pPr>
+        <w:widowControl/>
         <w:spacing w:after="0" w:line="252" w:lineRule="auto"/>
       </w:pPr>
       <w:r>
@@ -127,6 +135,7 @@
     </w:p>
     <w:p>
       <w:pPr>
+        <w:widowControl/>
         <w:spacing w:after="0" w:line="252" w:lineRule="auto"/>
       </w:pPr>
       <w:r>
@@ -140,6 +149,7 @@
     </w:p>
     <w:p>
       <w:pPr>
+        <w:widowControl/>
         <w:spacing w:after="0" w:line="252" w:lineRule="auto"/>
       </w:pPr>
       <w:r>
@@ -165,6 +175,7 @@
     </w:p>
     <w:p>
       <w:pPr>
+        <w:widowControl/>
         <w:spacing w:after="0" w:line="252" w:lineRule="auto"/>
       </w:pPr>
       <w:r>
@@ -191,6 +202,7 @@
     <w:p>
       <w:pPr>
         <w:spacing w:before="200" w:after="200" w:line="252" w:lineRule="auto"/>
+        <w:widowControl/>
         <w:shd w:fill="FFFFFF" w:val="clear"/>
       </w:pPr>
       <w:r>
@@ -217,6 +229,9 @@
     <w:p>
       <w:pPr>
         <w:pStyle w:val="Heading1"/>
+        <w:keepNext/>
+        <w:keepLines/>
+        <w:widowControl/>
         <w:spacing w:line="252" w:lineRule="auto"/>
       </w:pPr>
       <w:r>
@@ -231,6 +246,7 @@
     </w:p>
     <w:p>
       <w:pPr>
+        <w:widowControl/>
         <w:spacing w:line="252" w:lineRule="auto"/>
       </w:pPr>
       <w:r>
@@ -244,6 +260,7 @@
     </w:p>
     <w:p>
       <w:pPr>
+        <w:widowControl/>
         <w:spacing w:line="252" w:lineRule="auto"/>
       </w:pPr>
       <w:r>
@@ -258,6 +275,9 @@
     <w:p>
       <w:pPr>
         <w:pStyle w:val="Heading1"/>
+        <w:keepNext/>
+        <w:keepLines/>
+        <w:widowControl/>
         <w:spacing w:line="252" w:lineRule="auto"/>
       </w:pPr>
       <w:r>
@@ -311,6 +331,7 @@
           </w:tcPr>
           <w:p>
             <w:pPr>
+              <w:widowControl/>
               <w:spacing w:after="40" w:line="240" w:lineRule="auto" w:before="0"/>
             </w:pPr>
             <w:r>
@@ -347,6 +368,7 @@
           </w:tcPr>
           <w:p>
             <w:pPr>
+              <w:widowControl/>
               <w:spacing w:after="40" w:line="240" w:lineRule="auto" w:before="0"/>
             </w:pPr>
             <w:r>
@@ -389,6 +411,7 @@
           </w:tcPr>
           <w:p>
             <w:pPr>
+              <w:widowControl/>
               <w:spacing w:after="40" w:line="240" w:lineRule="auto" w:before="0"/>
             </w:pPr>
             <w:r>
@@ -425,6 +448,7 @@
           </w:tcPr>
           <w:p>
             <w:pPr>
+              <w:widowControl/>
               <w:spacing w:after="40" w:line="240" w:lineRule="auto" w:before="0"/>
             </w:pPr>
             <w:r>
@@ -467,6 +491,7 @@
           </w:tcPr>
           <w:p>
             <w:pPr>
+              <w:widowControl/>
               <w:spacing w:after="40" w:line="240" w:lineRule="auto" w:before="0"/>
             </w:pPr>
             <w:r>
@@ -503,6 +528,7 @@
           </w:tcPr>
           <w:p>
             <w:pPr>
+              <w:widowControl/>
               <w:spacing w:after="40" w:line="240" w:lineRule="auto" w:before="0"/>
             </w:pPr>
             <w:r>
@@ -545,6 +571,7 @@
           </w:tcPr>
           <w:p>
             <w:pPr>
+              <w:widowControl/>
               <w:spacing w:after="40" w:line="240" w:lineRule="auto" w:before="0"/>
             </w:pPr>
             <w:r>
@@ -581,6 +608,7 @@
           </w:tcPr>
           <w:p>
             <w:pPr>
+              <w:widowControl/>
               <w:spacing w:after="40" w:line="240" w:lineRule="auto" w:before="0"/>
             </w:pPr>
             <w:r>
@@ -623,6 +651,7 @@
           </w:tcPr>
           <w:p>
             <w:pPr>
+              <w:widowControl/>
               <w:spacing w:after="40" w:line="240" w:lineRule="auto" w:before="0"/>
             </w:pPr>
             <w:r>
@@ -659,6 +688,7 @@
           </w:tcPr>
           <w:p>
             <w:pPr>
+              <w:widowControl/>
               <w:spacing w:after="40" w:line="240" w:lineRule="auto" w:before="0"/>
             </w:pPr>
             <w:r>
@@ -701,6 +731,7 @@
           </w:tcPr>
           <w:p>
             <w:pPr>
+              <w:widowControl/>
               <w:spacing w:after="40" w:line="240" w:lineRule="auto" w:before="0"/>
             </w:pPr>
             <w:r>
@@ -737,6 +768,7 @@
           </w:tcPr>
           <w:p>
             <w:pPr>
+              <w:widowControl/>
               <w:spacing w:after="40" w:line="240" w:lineRule="auto" w:before="0"/>
             </w:pPr>
             <w:r>
@@ -779,6 +811,7 @@
           </w:tcPr>
           <w:p>
             <w:pPr>
+              <w:widowControl/>
               <w:spacing w:after="40" w:line="240" w:lineRule="auto" w:before="0"/>
             </w:pPr>
             <w:r>
@@ -815,6 +848,7 @@
           </w:tcPr>
           <w:p>
             <w:pPr>
+              <w:widowControl/>
               <w:spacing w:after="40" w:line="240" w:lineRule="auto" w:before="0"/>
             </w:pPr>
             <w:r>
@@ -857,6 +891,7 @@
           </w:tcPr>
           <w:p>
             <w:pPr>
+              <w:widowControl/>
               <w:spacing w:after="40" w:line="240" w:lineRule="auto" w:before="0"/>
             </w:pPr>
             <w:r>
@@ -893,6 +928,7 @@
           </w:tcPr>
           <w:p>
             <w:pPr>
+              <w:widowControl/>
               <w:spacing w:after="40" w:line="240" w:lineRule="auto" w:before="0"/>
             </w:pPr>
             <w:r>
@@ -909,11 +945,17 @@
         </w:tc>
       </w:tr>
       <w:tr>
+        <w:trPr>
+          <w:cantSplit w:val="true"/>
+        </w:trPr>
         <w:tc>
           <w:tcPr>
             <w:tcW w:type="dxa" w:w="2380"/>
           </w:tcPr>
           <w:p>
+            <w:pPr>
+              <w:widowControl/>
+            </w:pPr>
             <w:r>
               <w:rPr>
                 <w:rFonts w:ascii="Times New Roman" w:hAnsi="Times New Roman"/>
@@ -930,6 +972,9 @@
             <w:tcW w:type="dxa" w:w="6980"/>
           </w:tcPr>
           <w:p>
+            <w:pPr>
+              <w:widowControl/>
+            </w:pPr>
             <w:r>
               <w:rPr>
                 <w:rFonts w:ascii="Times New Roman" w:hAnsi="Times New Roman"/>
@@ -945,13 +990,17 @@
     </w:tbl>
     <w:p>
       <w:pPr>
+        <w:widowControl/>
         <w:spacing w:after="0" w:before="0" w:line="252" w:lineRule="auto"/>
       </w:pPr>
     </w:p>
     <w:p>
       <w:pPr>
         <w:pStyle w:val="Heading1"/>
-        <w:pageBreakBefore/>
+        <w:keepNext/>
+        <w:keepLines/>
+        <w:pageBreakBefore w:val="0"/>
+        <w:widowControl/>
         <w:spacing w:line="252" w:lineRule="auto"/>
       </w:pPr>
       <w:r>
@@ -967,6 +1016,7 @@
     <w:p>
       <w:pPr>
         <w:keepLines/>
+        <w:widowControl/>
         <w:spacing w:after="120" w:line="252" w:lineRule="auto"/>
       </w:pPr>
       <w:r>
@@ -993,6 +1043,7 @@
     <w:p>
       <w:pPr>
         <w:keepLines/>
+        <w:widowControl/>
         <w:spacing w:after="120" w:line="252" w:lineRule="auto"/>
       </w:pPr>
       <w:r>
@@ -1019,6 +1070,7 @@
     <w:p>
       <w:pPr>
         <w:keepLines/>
+        <w:widowControl/>
         <w:spacing w:after="120" w:line="252" w:lineRule="auto"/>
       </w:pPr>
       <w:r>
@@ -1045,6 +1097,7 @@
     <w:p>
       <w:pPr>
         <w:keepLines/>
+        <w:widowControl/>
         <w:spacing w:after="120" w:line="252" w:lineRule="auto"/>
       </w:pPr>
       <w:r>
@@ -1071,6 +1124,7 @@
     <w:p>
       <w:pPr>
         <w:keepLines/>
+        <w:widowControl/>
         <w:spacing w:after="120" w:line="252" w:lineRule="auto"/>
       </w:pPr>
       <w:r>
@@ -1097,6 +1151,9 @@
     <w:p>
       <w:pPr>
         <w:pStyle w:val="Heading1"/>
+        <w:keepNext/>
+        <w:keepLines/>
+        <w:widowControl/>
         <w:spacing w:line="252" w:lineRule="auto"/>
       </w:pPr>
       <w:r>
@@ -1111,6 +1168,7 @@
     </w:p>
     <w:p>
       <w:pPr>
+        <w:widowControl/>
         <w:spacing w:line="252" w:lineRule="auto"/>
       </w:pPr>
       <w:r>
@@ -1124,6 +1182,7 @@
     </w:p>
     <w:p>
       <w:pPr>
+        <w:widowControl/>
         <w:spacing w:line="252" w:lineRule="auto"/>
       </w:pPr>
       <w:r>
@@ -1138,6 +1197,9 @@
     <w:p>
       <w:pPr>
         <w:pStyle w:val="Heading1"/>
+        <w:keepNext/>
+        <w:keepLines/>
+        <w:widowControl/>
         <w:spacing w:line="252" w:lineRule="auto"/>
       </w:pPr>
       <w:r>
@@ -1152,6 +1214,7 @@
     </w:p>
     <w:p>
       <w:pPr>
+        <w:widowControl/>
         <w:spacing w:line="252" w:lineRule="auto"/>
       </w:pPr>
       <w:r>
@@ -1204,6 +1267,7 @@
           </w:tcPr>
           <w:p>
             <w:pPr>
+              <w:widowControl/>
               <w:spacing w:after="40" w:line="240" w:lineRule="auto" w:before="0"/>
             </w:pPr>
             <w:r>
@@ -1240,6 +1304,7 @@
           </w:tcPr>
           <w:p>
             <w:pPr>
+              <w:widowControl/>
               <w:spacing w:after="40" w:line="240" w:lineRule="auto" w:before="0"/>
             </w:pPr>
             <w:r>
@@ -1282,6 +1347,7 @@
           </w:tcPr>
           <w:p>
             <w:pPr>
+              <w:widowControl/>
               <w:spacing w:after="40" w:line="240" w:lineRule="auto" w:before="0"/>
             </w:pPr>
             <w:r>
@@ -1318,6 +1384,7 @@
           </w:tcPr>
           <w:p>
             <w:pPr>
+              <w:widowControl/>
               <w:spacing w:after="40" w:line="240" w:lineRule="auto" w:before="0"/>
             </w:pPr>
             <w:r>
@@ -1360,6 +1427,7 @@
           </w:tcPr>
           <w:p>
             <w:pPr>
+              <w:widowControl/>
               <w:spacing w:after="40" w:line="240" w:lineRule="auto" w:before="0"/>
             </w:pPr>
             <w:r>
@@ -1396,6 +1464,7 @@
           </w:tcPr>
           <w:p>
             <w:pPr>
+              <w:widowControl/>
               <w:spacing w:after="40" w:line="240" w:lineRule="auto" w:before="0"/>
             </w:pPr>
             <w:r>
@@ -1438,6 +1507,7 @@
           </w:tcPr>
           <w:p>
             <w:pPr>
+              <w:widowControl/>
               <w:spacing w:after="40" w:line="240" w:lineRule="auto" w:before="0"/>
             </w:pPr>
             <w:r>
@@ -1474,6 +1544,7 @@
           </w:tcPr>
           <w:p>
             <w:pPr>
+              <w:widowControl/>
               <w:spacing w:after="40" w:line="240" w:lineRule="auto" w:before="0"/>
             </w:pPr>
             <w:r>
@@ -1516,6 +1587,7 @@
           </w:tcPr>
           <w:p>
             <w:pPr>
+              <w:widowControl/>
               <w:spacing w:after="40" w:line="240" w:lineRule="auto" w:before="0"/>
             </w:pPr>
             <w:r>
@@ -1552,6 +1624,7 @@
           </w:tcPr>
           <w:p>
             <w:pPr>
+              <w:widowControl/>
               <w:spacing w:after="40" w:line="240" w:lineRule="auto" w:before="0"/>
             </w:pPr>
             <w:r>
@@ -1594,6 +1667,7 @@
           </w:tcPr>
           <w:p>
             <w:pPr>
+              <w:widowControl/>
               <w:spacing w:after="40" w:line="240" w:lineRule="auto" w:before="0"/>
             </w:pPr>
             <w:r>
@@ -1630,6 +1704,7 @@
           </w:tcPr>
           <w:p>
             <w:pPr>
+              <w:widowControl/>
               <w:spacing w:after="40" w:line="240" w:lineRule="auto" w:before="0"/>
             </w:pPr>
             <w:r>
@@ -1672,6 +1747,7 @@
           </w:tcPr>
           <w:p>
             <w:pPr>
+              <w:widowControl/>
               <w:spacing w:after="40" w:line="240" w:lineRule="auto" w:before="0"/>
             </w:pPr>
             <w:r>
@@ -1708,6 +1784,7 @@
           </w:tcPr>
           <w:p>
             <w:pPr>
+              <w:widowControl/>
               <w:spacing w:after="40" w:line="240" w:lineRule="auto" w:before="0"/>
             </w:pPr>
             <w:r>
@@ -1750,6 +1827,7 @@
           </w:tcPr>
           <w:p>
             <w:pPr>
+              <w:widowControl/>
               <w:spacing w:after="40" w:line="240" w:lineRule="auto" w:before="0"/>
             </w:pPr>
             <w:r>
@@ -1786,6 +1864,7 @@
           </w:tcPr>
           <w:p>
             <w:pPr>
+              <w:widowControl/>
               <w:spacing w:after="40" w:line="240" w:lineRule="auto" w:before="0"/>
             </w:pPr>
             <w:r>
@@ -1804,12 +1883,16 @@
     </w:tbl>
     <w:p>
       <w:pPr>
+        <w:widowControl/>
         <w:spacing w:after="0" w:before="0" w:line="252" w:lineRule="auto"/>
       </w:pPr>
     </w:p>
     <w:p>
       <w:pPr>
         <w:pStyle w:val="Heading1"/>
+        <w:keepNext/>
+        <w:keepLines/>
+        <w:widowControl/>
         <w:spacing w:line="252" w:lineRule="auto"/>
       </w:pPr>
       <w:r>
@@ -1825,6 +1908,7 @@
     <w:p>
       <w:pPr>
         <w:keepLines/>
+        <w:widowControl/>
         <w:spacing w:after="120" w:line="252" w:lineRule="auto"/>
       </w:pPr>
       <w:r>
@@ -1851,6 +1935,7 @@
     <w:p>
       <w:pPr>
         <w:keepLines/>
+        <w:widowControl/>
         <w:spacing w:after="120" w:line="252" w:lineRule="auto"/>
       </w:pPr>
       <w:r>
@@ -1877,6 +1962,7 @@
     <w:p>
       <w:pPr>
         <w:keepLines/>
+        <w:widowControl/>
         <w:spacing w:after="120" w:line="252" w:lineRule="auto"/>
       </w:pPr>
       <w:r>
@@ -1903,6 +1989,7 @@
     <w:p>
       <w:pPr>
         <w:keepLines/>
+        <w:widowControl/>
         <w:spacing w:after="120" w:line="252" w:lineRule="auto"/>
       </w:pPr>
       <w:r>
@@ -1929,6 +2016,9 @@
     <w:p>
       <w:pPr>
         <w:pStyle w:val="Heading1"/>
+        <w:keepNext/>
+        <w:keepLines/>
+        <w:widowControl/>
         <w:spacing w:line="252" w:lineRule="auto"/>
       </w:pPr>
       <w:r>
@@ -1944,6 +2034,7 @@
     <w:p>
       <w:pPr>
         <w:keepLines/>
+        <w:widowControl/>
         <w:spacing w:after="120" w:line="252" w:lineRule="auto"/>
       </w:pPr>
       <w:r>
@@ -1970,6 +2061,7 @@
     <w:p>
       <w:pPr>
         <w:keepLines/>
+        <w:widowControl/>
         <w:spacing w:after="120" w:line="252" w:lineRule="auto"/>
       </w:pPr>
       <w:r>
@@ -1995,6 +2087,7 @@
     </w:p>
     <w:p>
       <w:pPr>
+        <w:widowControl/>
         <w:spacing w:line="252" w:lineRule="auto"/>
       </w:pPr>
       <w:r>
@@ -2009,7 +2102,10 @@
     <w:p>
       <w:pPr>
         <w:pStyle w:val="Heading1"/>
+        <w:keepNext/>
+        <w:keepLines/>
         <w:pageBreakBefore/>
+        <w:widowControl/>
         <w:spacing w:line="252" w:lineRule="auto"/>
       </w:pPr>
       <w:r>
@@ -2063,6 +2159,7 @@
           </w:tcPr>
           <w:p>
             <w:pPr>
+              <w:widowControl/>
               <w:spacing w:after="40" w:line="240" w:lineRule="auto" w:before="0"/>
             </w:pPr>
             <w:r>
@@ -2099,6 +2196,7 @@
           </w:tcPr>
           <w:p>
             <w:pPr>
+              <w:widowControl/>
               <w:spacing w:after="40" w:line="240" w:lineRule="auto" w:before="0"/>
             </w:pPr>
             <w:r>
@@ -2141,6 +2239,7 @@
           </w:tcPr>
           <w:p>
             <w:pPr>
+              <w:widowControl/>
               <w:spacing w:after="40" w:line="240" w:lineRule="auto" w:before="0"/>
             </w:pPr>
             <w:r>
@@ -2177,6 +2276,7 @@
           </w:tcPr>
           <w:p>
             <w:pPr>
+              <w:widowControl/>
               <w:spacing w:after="40" w:line="240" w:lineRule="auto" w:before="0"/>
             </w:pPr>
             <w:r>
@@ -2219,6 +2319,7 @@
           </w:tcPr>
           <w:p>
             <w:pPr>
+              <w:widowControl/>
               <w:spacing w:after="40" w:line="240" w:lineRule="auto" w:before="0"/>
             </w:pPr>
             <w:r>
@@ -2255,6 +2356,7 @@
           </w:tcPr>
           <w:p>
             <w:pPr>
+              <w:widowControl/>
               <w:spacing w:after="40" w:line="240" w:lineRule="auto" w:before="0"/>
             </w:pPr>
             <w:r>
@@ -2297,6 +2399,7 @@
           </w:tcPr>
           <w:p>
             <w:pPr>
+              <w:widowControl/>
               <w:spacing w:after="40" w:line="240" w:lineRule="auto" w:before="0"/>
             </w:pPr>
             <w:r>
@@ -2333,6 +2436,7 @@
           </w:tcPr>
           <w:p>
             <w:pPr>
+              <w:widowControl/>
               <w:spacing w:after="40" w:line="240" w:lineRule="auto" w:before="0"/>
             </w:pPr>
             <w:r>
@@ -2375,6 +2479,7 @@
           </w:tcPr>
           <w:p>
             <w:pPr>
+              <w:widowControl/>
               <w:spacing w:after="40" w:line="240" w:lineRule="auto" w:before="0"/>
             </w:pPr>
             <w:r>
@@ -2411,6 +2516,7 @@
           </w:tcPr>
           <w:p>
             <w:pPr>
+              <w:widowControl/>
               <w:spacing w:after="40" w:line="240" w:lineRule="auto" w:before="0"/>
             </w:pPr>
             <w:r>
@@ -2453,6 +2559,7 @@
           </w:tcPr>
           <w:p>
             <w:pPr>
+              <w:widowControl/>
               <w:spacing w:after="40" w:line="240" w:lineRule="auto" w:before="0"/>
             </w:pPr>
             <w:r>
@@ -2489,6 +2596,7 @@
           </w:tcPr>
           <w:p>
             <w:pPr>
+              <w:widowControl/>
               <w:spacing w:after="40" w:line="240" w:lineRule="auto" w:before="0"/>
             </w:pPr>
             <w:r>
@@ -2531,6 +2639,7 @@
           </w:tcPr>
           <w:p>
             <w:pPr>
+              <w:widowControl/>
               <w:spacing w:after="40" w:line="240" w:lineRule="auto" w:before="0"/>
             </w:pPr>
             <w:r>
@@ -2567,6 +2676,7 @@
           </w:tcPr>
           <w:p>
             <w:pPr>
+              <w:widowControl/>
               <w:spacing w:after="40" w:line="240" w:lineRule="auto" w:before="0"/>
             </w:pPr>
             <w:r>
@@ -2609,6 +2719,7 @@
           </w:tcPr>
           <w:p>
             <w:pPr>
+              <w:widowControl/>
               <w:spacing w:after="40" w:line="240" w:lineRule="auto" w:before="0"/>
             </w:pPr>
             <w:r>
@@ -2645,6 +2756,7 @@
           </w:tcPr>
           <w:p>
             <w:pPr>
+              <w:widowControl/>
               <w:spacing w:after="40" w:line="240" w:lineRule="auto" w:before="0"/>
             </w:pPr>
             <w:r>
@@ -2663,12 +2775,16 @@
     </w:tbl>
     <w:p>
       <w:pPr>
+        <w:widowControl/>
         <w:spacing w:after="0" w:before="0" w:line="252" w:lineRule="auto"/>
       </w:pPr>
     </w:p>
     <w:p>
       <w:pPr>
         <w:pStyle w:val="Heading1"/>
+        <w:keepNext/>
+        <w:keepLines/>
+        <w:widowControl/>
         <w:spacing w:line="252" w:lineRule="auto"/>
       </w:pPr>
       <w:r>
@@ -2685,6 +2801,7 @@
       <w:pPr>
         <w:pStyle w:val="ListNumber"/>
         <w:keepLines/>
+        <w:widowControl/>
         <w:numPr>
           <w:ilvl w:val="0"/>
           <w:numId w:val="10"/>
@@ -2706,6 +2823,7 @@
       <w:pPr>
         <w:pStyle w:val="ListNumber"/>
         <w:keepLines/>
+        <w:widowControl/>
         <w:numPr>
           <w:ilvl w:val="0"/>
           <w:numId w:val="10"/>
@@ -2727,6 +2845,7 @@
       <w:pPr>
         <w:pStyle w:val="ListNumber"/>
         <w:keepLines/>
+        <w:widowControl/>
         <w:numPr>
           <w:ilvl w:val="0"/>
           <w:numId w:val="10"/>
@@ -2748,6 +2867,7 @@
       <w:pPr>
         <w:pStyle w:val="ListNumber"/>
         <w:keepLines/>
+        <w:widowControl/>
         <w:numPr>
           <w:ilvl w:val="0"/>
           <w:numId w:val="10"/>
@@ -2769,6 +2889,7 @@
       <w:pPr>
         <w:pStyle w:val="ListNumber"/>
         <w:keepLines/>
+        <w:widowControl/>
         <w:numPr>
           <w:ilvl w:val="0"/>
           <w:numId w:val="10"/>
@@ -2790,6 +2911,7 @@
       <w:pPr>
         <w:pStyle w:val="ListNumber"/>
         <w:keepLines/>
+        <w:widowControl/>
         <w:numPr>
           <w:ilvl w:val="0"/>
           <w:numId w:val="10"/>
@@ -2811,6 +2933,7 @@
       <w:pPr>
         <w:pStyle w:val="ListNumber"/>
         <w:keepLines/>
+        <w:widowControl/>
         <w:numPr>
           <w:ilvl w:val="0"/>
           <w:numId w:val="10"/>
@@ -2832,6 +2955,7 @@
       <w:pPr>
         <w:pStyle w:val="ListNumber"/>
         <w:keepLines/>
+        <w:widowControl/>
         <w:numPr>
           <w:ilvl w:val="0"/>
           <w:numId w:val="10"/>
@@ -2853,6 +2977,7 @@
       <w:pPr>
         <w:pStyle w:val="ListNumber"/>
         <w:keepLines/>
+        <w:widowControl/>
         <w:numPr>
           <w:ilvl w:val="0"/>
           <w:numId w:val="10"/>
@@ -2874,6 +2999,7 @@
       <w:pPr>
         <w:pStyle w:val="ListNumber"/>
         <w:keepLines/>
+        <w:widowControl/>
         <w:numPr>
           <w:ilvl w:val="0"/>
           <w:numId w:val="10"/>
@@ -2894,7 +3020,10 @@
     <w:p>
       <w:pPr>
         <w:pStyle w:val="Heading1"/>
+        <w:keepNext/>
+        <w:keepLines/>
         <w:pageBreakBefore/>
+        <w:widowControl/>
         <w:spacing w:line="252" w:lineRule="auto"/>
       </w:pPr>
       <w:r>
@@ -2911,6 +3040,7 @@
       <w:pPr>
         <w:pStyle w:val="ListNumber"/>
         <w:keepLines/>
+        <w:widowControl/>
         <w:numPr>
           <w:ilvl w:val="0"/>
           <w:numId w:val="11"/>
@@ -2932,6 +3062,7 @@
       <w:pPr>
         <w:pStyle w:val="ListNumber"/>
         <w:keepLines/>
+        <w:widowControl/>
         <w:numPr>
           <w:ilvl w:val="0"/>
           <w:numId w:val="11"/>
@@ -2953,6 +3084,7 @@
       <w:pPr>
         <w:pStyle w:val="ListNumber"/>
         <w:keepLines/>
+        <w:widowControl/>
         <w:numPr>
           <w:ilvl w:val="0"/>
           <w:numId w:val="11"/>
@@ -2974,6 +3106,7 @@
       <w:pPr>
         <w:pStyle w:val="ListNumber"/>
         <w:keepLines/>
+        <w:widowControl/>
         <w:numPr>
           <w:ilvl w:val="0"/>
           <w:numId w:val="11"/>
@@ -2995,6 +3128,8 @@
       <w:pPr>
         <w:pStyle w:val="Heading2"/>
         <w:keepNext/>
+        <w:keepLines/>
+        <w:widowControl/>
         <w:spacing w:line="240" w:lineRule="auto" w:before="140" w:after="60"/>
         <w:ind/>
       </w:pPr>
@@ -3049,6 +3184,7 @@
           </w:tcPr>
           <w:p>
             <w:pPr>
+              <w:widowControl/>
               <w:spacing w:after="40" w:line="240" w:lineRule="auto" w:before="0"/>
             </w:pPr>
             <w:r>
@@ -3085,6 +3221,7 @@
           </w:tcPr>
           <w:p>
             <w:pPr>
+              <w:widowControl/>
               <w:spacing w:after="40" w:line="240" w:lineRule="auto" w:before="0"/>
             </w:pPr>
             <w:r>
@@ -3127,6 +3264,7 @@
           </w:tcPr>
           <w:p>
             <w:pPr>
+              <w:widowControl/>
               <w:spacing w:after="40" w:line="240" w:lineRule="auto" w:before="0"/>
             </w:pPr>
             <w:r>
@@ -3163,6 +3301,7 @@
           </w:tcPr>
           <w:p>
             <w:pPr>
+              <w:widowControl/>
               <w:spacing w:after="40" w:line="240" w:lineRule="auto" w:before="0"/>
             </w:pPr>
             <w:r>
@@ -3205,6 +3344,7 @@
           </w:tcPr>
           <w:p>
             <w:pPr>
+              <w:widowControl/>
               <w:spacing w:after="40" w:line="240" w:lineRule="auto" w:before="0"/>
             </w:pPr>
             <w:r>
@@ -3241,6 +3381,7 @@
           </w:tcPr>
           <w:p>
             <w:pPr>
+              <w:widowControl/>
               <w:spacing w:after="40" w:line="240" w:lineRule="auto" w:before="0"/>
             </w:pPr>
             <w:r>
@@ -3283,6 +3424,7 @@
           </w:tcPr>
           <w:p>
             <w:pPr>
+              <w:widowControl/>
               <w:spacing w:after="40" w:line="240" w:lineRule="auto" w:before="0"/>
             </w:pPr>
             <w:r>
@@ -3319,6 +3461,7 @@
           </w:tcPr>
           <w:p>
             <w:pPr>
+              <w:widowControl/>
               <w:spacing w:after="40" w:line="240" w:lineRule="auto" w:before="0"/>
             </w:pPr>
             <w:r>
@@ -3361,6 +3504,7 @@
           </w:tcPr>
           <w:p>
             <w:pPr>
+              <w:widowControl/>
               <w:spacing w:after="40" w:line="240" w:lineRule="auto" w:before="0"/>
             </w:pPr>
             <w:r>
@@ -3397,6 +3541,7 @@
           </w:tcPr>
           <w:p>
             <w:pPr>
+              <w:widowControl/>
               <w:spacing w:after="40" w:line="240" w:lineRule="auto" w:before="0"/>
             </w:pPr>
             <w:r>
@@ -3439,6 +3584,7 @@
           </w:tcPr>
           <w:p>
             <w:pPr>
+              <w:widowControl/>
               <w:spacing w:after="40" w:line="240" w:lineRule="auto" w:before="0"/>
             </w:pPr>
             <w:r>
@@ -3475,6 +3621,7 @@
           </w:tcPr>
           <w:p>
             <w:pPr>
+              <w:widowControl/>
               <w:spacing w:after="40" w:line="240" w:lineRule="auto" w:before="0"/>
             </w:pPr>
             <w:r>
@@ -3493,12 +3640,14 @@
     </w:tbl>
     <w:p>
       <w:pPr>
+        <w:widowControl/>
         <w:spacing w:after="0" w:before="0" w:line="252" w:lineRule="auto"/>
       </w:pPr>
     </w:p>
     <w:p>
       <w:pPr>
         <w:keepLines/>
+        <w:widowControl/>
         <w:spacing w:before="200" w:line="252" w:lineRule="auto"/>
       </w:pPr>
       <w:r>
@@ -3526,7 +3675,9 @@
       <w:pPr>
         <w:pStyle w:val="Heading1"/>
         <w:keepNext/>
+        <w:keepLines/>
         <w:pageBreakBefore/>
+        <w:widowControl/>
         <w:spacing w:line="252" w:lineRule="auto"/>
       </w:pPr>
       <w:r>
@@ -3552,6 +3703,7 @@
       <w:tr>
         <w:trPr>
           <w:trHeight w:val="893" w:hRule="atLeast"/>
+          <w:cantSplit w:val="true"/>
         </w:trPr>
         <w:tc>
           <w:tcPr>
@@ -3569,6 +3721,7 @@
           </w:tcPr>
           <w:p>
             <w:pPr>
+              <w:widowControl/>
               <w:spacing w:before="80" w:after="80" w:line="240" w:lineRule="auto"/>
               <w:jc w:val="center"/>
             </w:pPr>
@@ -3597,6 +3750,7 @@
       <w:tr>
         <w:trPr>
           <w:trHeight w:val="893" w:hRule="atLeast"/>
+          <w:cantSplit w:val="true"/>
         </w:trPr>
         <w:tc>
           <w:tcPr>
@@ -3614,6 +3768,7 @@
           </w:tcPr>
           <w:p>
             <w:pPr>
+              <w:widowControl/>
               <w:spacing w:before="100" w:after="100" w:line="240" w:lineRule="auto"/>
               <w:jc w:val="center"/>
             </w:pPr>
@@ -3642,6 +3797,7 @@
       <w:tr>
         <w:trPr>
           <w:trHeight w:val="1181" w:hRule="atLeast"/>
+          <w:cantSplit w:val="true"/>
         </w:trPr>
         <w:tc>
           <w:tcPr>
@@ -3659,6 +3815,7 @@
           </w:tcPr>
           <w:p>
             <w:pPr>
+              <w:widowControl/>
               <w:spacing w:before="80" w:after="80" w:line="240" w:lineRule="auto"/>
               <w:jc w:val="center"/>
             </w:pPr>
@@ -3697,6 +3854,7 @@
     </w:tbl>
     <w:p>
       <w:pPr>
+        <w:widowControl/>
         <w:spacing w:before="160" w:after="0"/>
       </w:pPr>
       <w:r>
